--- a/pw-05-research-methodology/pw-05-research-methodology.docx
+++ b/pw-05-research-methodology/pw-05-research-methodology.docx
@@ -179,7 +179,13 @@
         <w:t xml:space="preserve"> </w:t>
       </w:r>
       <w:r>
-        <w:t xml:space="preserve">____________________</w:t>
+        <w:t xml:space="preserve">Kulush</w:t>
+      </w:r>
+      <w:r>
+        <w:t xml:space="preserve"> </w:t>
+      </w:r>
+      <w:r>
+        <w:t xml:space="preserve">Askhat</w:t>
       </w:r>
       <w:r>
         <w:t xml:space="preserve"> </w:t>
@@ -197,7 +203,7 @@
         <w:t xml:space="preserve"> </w:t>
       </w:r>
       <w:r>
-        <w:t xml:space="preserve">________</w:t>
+        <w:t xml:space="preserve">IT1CCO-2402IS</w:t>
       </w:r>
       <w:r>
         <w:t xml:space="preserve"> </w:t>
